--- a/examples/swap_with_comparables/gallagher_for_dach_three_layer_FR.docx
+++ b/examples/swap_with_comparables/gallagher_for_dach_three_layer_FR.docx
@@ -525,7 +525,7 @@
                 <w:sz w:val="18"/>
                 <w:szCs w:val="18"/>
               </w:rPr>
-              <w:t xml:space="preserve">Layer 3 — Archetype-adjusted ('warrior' tag, N=4)</w:t>
+              <w:t xml:space="preserve">Layer 3 — Archetype-adjusted ('warrior' tag, N=8)</w:t>
             </w:r>
           </w:p>
         </w:tc>
@@ -553,7 +553,7 @@
                 <w:sz w:val="18"/>
                 <w:szCs w:val="18"/>
               </w:rPr>
-              <w:t xml:space="preserve">+0,015</w:t>
+              <w:t xml:space="preserve">+0,057</w:t>
             </w:r>
           </w:p>
         </w:tc>
@@ -581,7 +581,7 @@
                 <w:sz w:val="18"/>
                 <w:szCs w:val="18"/>
               </w:rPr>
-              <w:t xml:space="preserve">[-0,054, +0,116]</w:t>
+              <w:t xml:space="preserve">[-0,034, +0,179]</w:t>
             </w:r>
           </w:p>
         </w:tc>
@@ -609,7 +609,7 @@
                 <w:sz w:val="18"/>
                 <w:szCs w:val="18"/>
               </w:rPr>
-              <w:t xml:space="preserve">+0,170</w:t>
+              <w:t xml:space="preserve">+0,214</w:t>
             </w:r>
           </w:p>
         </w:tc>
@@ -1403,7 +1403,7 @@
           <w:sz w:val="20"/>
           <w:szCs w:val="20"/>
         </w:rPr>
-        <w:t xml:space="preserve">N de la cohorte = 4; lift moyen -0,326; IC 80 % [-0,436, -0,151].</w:t>
+        <w:t xml:space="preserve">N de la cohorte = 8; lift moyen -0,146; IC 80 % [-0,430, +0,194].</w:t>
       </w:r>
     </w:p>
     <w:p>
@@ -1419,7 +1419,7 @@
           <w:sz w:val="20"/>
           <w:szCs w:val="20"/>
         </w:rPr>
-        <w:t xml:space="preserve">Le N de la cohorte est de 4 — beaucoup trop petit pour publier ce résultat comme une véritable conclusion. Le cadriciel évalue la prétention et rapporte la direction que les données soutiennent, pas la direction qu'on espérait. Le résultat de la Couche 3 est correct dans la limite de l'échantillon de quatre joueurs; à traiter comme illustratif-du-pipeline plutôt que comme une affirmation robuste au niveau archétype tant que le corpus n'est pas plus grand.</w:t>
+        <w:t xml:space="preserve">Le N de la cohorte est de 8 — beaucoup trop petit pour publier ce résultat comme une véritable conclusion. Le cadriciel évalue la prétention et rapporte la direction que les données soutiennent, pas la direction qu'on espérait. Le résultat de la Couche 3 est correct dans la limite de l'échantillon de quatre joueurs; à traiter comme illustratif-du-pipeline plutôt que comme une affirmation robuste au niveau archétype tant que le corpus n'est pas plus grand.</w:t>
       </w:r>
     </w:p>
     <w:p>
@@ -1632,7 +1632,7 @@
         </w:numPr>
         <w:spacing w:after="60"/>
       </w:pPr>
-      <w:hyperlink w:history="1" r:id="rId-f5c1ha1zzdt2k31crswp">
+      <w:hyperlink w:history="1" r:id="rIdhgbydjwqq42mxth__xxeg">
         <w:r>
           <w:rPr>
             <w:rStyle w:val="Hyperlink"/>
@@ -1653,7 +1653,7 @@
         </w:numPr>
         <w:spacing w:after="60"/>
       </w:pPr>
-      <w:hyperlink w:history="1" r:id="rIdq-1mxrj73ttbaaig0qeuw">
+      <w:hyperlink w:history="1" r:id="rIdnzi1y-hwx9jk7358-4d-v">
         <w:r>
           <w:rPr>
             <w:rStyle w:val="Hyperlink"/>
@@ -1674,7 +1674,7 @@
         </w:numPr>
         <w:spacing w:after="60"/>
       </w:pPr>
-      <w:hyperlink w:history="1" r:id="rIdhe0msv-idb85c5ss_qkdq">
+      <w:hyperlink w:history="1" r:id="rIdekfko6nc8uwyma2miqrxw">
         <w:r>
           <w:rPr>
             <w:rStyle w:val="Hyperlink"/>
@@ -1695,7 +1695,7 @@
         </w:numPr>
         <w:spacing w:after="60"/>
       </w:pPr>
-      <w:hyperlink w:history="1" r:id="rIdffhdr6xmbhrdhgb9aagqv">
+      <w:hyperlink w:history="1" r:id="rIdx1z9h20lusg4bvrqaqrgf">
         <w:r>
           <w:rPr>
             <w:rStyle w:val="Hyperlink"/>

--- a/examples/swap_with_comparables/gallagher_for_dach_three_layer_FR.docx
+++ b/examples/swap_with_comparables/gallagher_for_dach_three_layer_FR.docx
@@ -812,7 +812,7 @@
                 <w:sz w:val="18"/>
                 <w:szCs w:val="18"/>
               </w:rPr>
-              <w:t xml:space="preserve">+9,0</w:t>
+              <w:t xml:space="preserve">+7,7</w:t>
             </w:r>
           </w:p>
         </w:tc>
@@ -922,34 +922,34 @@
                 <w:sz w:val="18"/>
                 <w:szCs w:val="18"/>
               </w:rPr>
-              <w:t xml:space="preserve">+2,8</w:t>
-            </w:r>
-          </w:p>
-        </w:tc>
-        <w:tc>
-          <w:tcPr>
-            <w:tcBorders>
-              <w:top w:val="single" w:color="BFBFBF" w:sz="4"/>
-              <w:left w:val="single" w:color="BFBFBF" w:sz="4"/>
-              <w:bottom w:val="single" w:color="BFBFBF" w:sz="4"/>
-              <w:right w:val="single" w:color="BFBFBF" w:sz="4"/>
-            </w:tcBorders>
-            <w:vAlign w:val="center"/>
-          </w:tcPr>
-          <w:p>
-            <w:pPr>
-              <w:spacing w:after="40" w:before="40"/>
-            </w:pPr>
-            <w:r>
-              <w:rPr>
-                <w:rFonts w:ascii="Arial" w:cs="Arial" w:eastAsia="Arial" w:hAnsi="Arial"/>
-                <w:b w:val="false"/>
-                <w:bCs w:val="false"/>
-                <w:color w:val="111111"/>
-                <w:sz w:val="18"/>
-                <w:szCs w:val="18"/>
-              </w:rPr>
-              <w:t xml:space="preserve">Timo Meier</w:t>
+              <w:t xml:space="preserve">+1,8</w:t>
+            </w:r>
+          </w:p>
+        </w:tc>
+        <w:tc>
+          <w:tcPr>
+            <w:tcBorders>
+              <w:top w:val="single" w:color="BFBFBF" w:sz="4"/>
+              <w:left w:val="single" w:color="BFBFBF" w:sz="4"/>
+              <w:bottom w:val="single" w:color="BFBFBF" w:sz="4"/>
+              <w:right w:val="single" w:color="BFBFBF" w:sz="4"/>
+            </w:tcBorders>
+            <w:vAlign w:val="center"/>
+          </w:tcPr>
+          <w:p>
+            <w:pPr>
+              <w:spacing w:after="40" w:before="40"/>
+            </w:pPr>
+            <w:r>
+              <w:rPr>
+                <w:rFonts w:ascii="Arial" w:cs="Arial" w:eastAsia="Arial" w:hAnsi="Arial"/>
+                <w:b w:val="false"/>
+                <w:bCs w:val="false"/>
+                <w:color w:val="111111"/>
+                <w:sz w:val="18"/>
+                <w:szCs w:val="18"/>
+              </w:rPr>
+              <w:t xml:space="preserve">Viktor Arvidsson</w:t>
             </w:r>
           </w:p>
         </w:tc>
@@ -1003,7 +1003,7 @@
                 <w:sz w:val="18"/>
                 <w:szCs w:val="18"/>
               </w:rPr>
-              <w:t xml:space="preserve">+5965</w:t>
+              <w:t xml:space="preserve">+392</w:t>
             </w:r>
           </w:p>
         </w:tc>
@@ -1032,34 +1032,34 @@
                 <w:sz w:val="18"/>
                 <w:szCs w:val="18"/>
               </w:rPr>
-              <w:t xml:space="preserve">+2,3</w:t>
-            </w:r>
-          </w:p>
-        </w:tc>
-        <w:tc>
-          <w:tcPr>
-            <w:tcBorders>
-              <w:top w:val="single" w:color="BFBFBF" w:sz="4"/>
-              <w:left w:val="single" w:color="BFBFBF" w:sz="4"/>
-              <w:bottom w:val="single" w:color="BFBFBF" w:sz="4"/>
-              <w:right w:val="single" w:color="BFBFBF" w:sz="4"/>
-            </w:tcBorders>
-            <w:vAlign w:val="center"/>
-          </w:tcPr>
-          <w:p>
-            <w:pPr>
-              <w:spacing w:after="40" w:before="40"/>
-            </w:pPr>
-            <w:r>
-              <w:rPr>
-                <w:rFonts w:ascii="Arial" w:cs="Arial" w:eastAsia="Arial" w:hAnsi="Arial"/>
-                <w:b w:val="false"/>
-                <w:bCs w:val="false"/>
-                <w:color w:val="111111"/>
-                <w:sz w:val="18"/>
-                <w:szCs w:val="18"/>
-              </w:rPr>
-              <w:t xml:space="preserve">Viktor Arvidsson</w:t>
+              <w:t xml:space="preserve">+1,1</w:t>
+            </w:r>
+          </w:p>
+        </w:tc>
+        <w:tc>
+          <w:tcPr>
+            <w:tcBorders>
+              <w:top w:val="single" w:color="BFBFBF" w:sz="4"/>
+              <w:left w:val="single" w:color="BFBFBF" w:sz="4"/>
+              <w:bottom w:val="single" w:color="BFBFBF" w:sz="4"/>
+              <w:right w:val="single" w:color="BFBFBF" w:sz="4"/>
+            </w:tcBorders>
+            <w:vAlign w:val="center"/>
+          </w:tcPr>
+          <w:p>
+            <w:pPr>
+              <w:spacing w:after="40" w:before="40"/>
+            </w:pPr>
+            <w:r>
+              <w:rPr>
+                <w:rFonts w:ascii="Arial" w:cs="Arial" w:eastAsia="Arial" w:hAnsi="Arial"/>
+                <w:b w:val="false"/>
+                <w:bCs w:val="false"/>
+                <w:color w:val="111111"/>
+                <w:sz w:val="18"/>
+                <w:szCs w:val="18"/>
+              </w:rPr>
+              <w:t xml:space="preserve">Timo Meier</w:t>
             </w:r>
           </w:p>
         </w:tc>
@@ -1113,7 +1113,7 @@
                 <w:sz w:val="18"/>
                 <w:szCs w:val="18"/>
               </w:rPr>
-              <w:t xml:space="preserve">+392</w:t>
+              <w:t xml:space="preserve">+5965</w:t>
             </w:r>
           </w:p>
         </w:tc>
@@ -1142,7 +1142,7 @@
                 <w:sz w:val="18"/>
                 <w:szCs w:val="18"/>
               </w:rPr>
-              <w:t xml:space="preserve">+1,0</w:t>
+              <w:t xml:space="preserve">+0,8</w:t>
             </w:r>
           </w:p>
         </w:tc>
@@ -1632,7 +1632,7 @@
         </w:numPr>
         <w:spacing w:after="60"/>
       </w:pPr>
-      <w:hyperlink w:history="1" r:id="rIdhgbydjwqq42mxth__xxeg">
+      <w:hyperlink w:history="1" r:id="rIdorunqokcx1puomxkukj34">
         <w:r>
           <w:rPr>
             <w:rStyle w:val="Hyperlink"/>
@@ -1653,7 +1653,7 @@
         </w:numPr>
         <w:spacing w:after="60"/>
       </w:pPr>
-      <w:hyperlink w:history="1" r:id="rIdnzi1y-hwx9jk7358-4d-v">
+      <w:hyperlink w:history="1" r:id="rIduyxqyasysj87htd4br96k">
         <w:r>
           <w:rPr>
             <w:rStyle w:val="Hyperlink"/>
@@ -1674,7 +1674,7 @@
         </w:numPr>
         <w:spacing w:after="60"/>
       </w:pPr>
-      <w:hyperlink w:history="1" r:id="rIdekfko6nc8uwyma2miqrxw">
+      <w:hyperlink w:history="1" r:id="rIdrdeb2faatbcjf6dqgin5j">
         <w:r>
           <w:rPr>
             <w:rStyle w:val="Hyperlink"/>
@@ -1695,7 +1695,7 @@
         </w:numPr>
         <w:spacing w:after="60"/>
       </w:pPr>
-      <w:hyperlink w:history="1" r:id="rIdx1z9h20lusg4bvrqaqrgf">
+      <w:hyperlink w:history="1" r:id="rIdamgbqoelzphmfmchubmmv">
         <w:r>
           <w:rPr>
             <w:rStyle w:val="Hyperlink"/>
